--- a/examples/本地验收报告/网络部督办报告.docx
+++ b/examples/本地验收报告/网络部督办报告.docx
@@ -12,7 +12,12 @@
     </w:p>
     <w:p>
       <w:r>
-        <w:t>生成时间：2026-10-17T15:08:09+08:00</w:t>
+        <w:t>生成时间：2026-10-17T15:27:04+08:00</w:t>
+      </w:r>
+    </w:p>
+    <w:p>
+      <w:r>
+        <w:t>研判来源提示：包含模拟或未经真实宿主调用核验的结构化研判结果，不代表已验证真实大模型分析。</w:t>
       </w:r>
     </w:p>
     <w:p>
@@ -74,7 +79,7 @@
     </w:p>
     <w:p>
       <w:r>
-        <w:t>【办理中】测试园区扩容（责任人：待配置；原截止日期：2026-10-20）：尚无进展反馈。</w:t>
+        <w:t>【未开始】测试原生网络部交付（责任人：待配置；原截止日期：2026-10-20）：测试初始进展。</w:t>
       </w:r>
     </w:p>
     <w:p>
@@ -100,7 +105,7 @@
     </w:p>
     <w:p>
       <w:r>
-        <w:t>测试园区扩容：协调事项：尚未有效研判；整改建议：尚未有效研判；下阶段重点：核实最新进展与实际阻塞事项。</w:t>
+        <w:t>测试原生网络部交付：协调事项：尚未有效研判；整改建议：脚本化模拟建议：确认交付安排；下阶段重点：脚本化模拟：下次反馈。</w:t>
       </w:r>
     </w:p>
     <w:p>
@@ -108,7 +113,38 @@
         <w:pStyle w:val="Heading1"/>
       </w:pPr>
       <w:r>
-        <w:t>五、协办及统计明细</w:t>
+        <w:t>五、MobileWork智能复盘</w:t>
+      </w:r>
+    </w:p>
+    <w:p>
+      <w:r>
+        <w:t>以下为模拟或未经宿主实际调用核验的复盘内容，不能作为真实模型验收证据。</w:t>
+      </w:r>
+    </w:p>
+    <w:p>
+      <w:pPr>
+        <w:pStyle w:val="Heading2"/>
+      </w:pPr>
+      <w:r>
+        <w:t>主要进展</w:t>
+      </w:r>
+    </w:p>
+    <w:p>
+      <w:r>
+        <w:t>脚本化模拟复盘：测试原生网络部交付；测试初始进展</w:t>
+      </w:r>
+    </w:p>
+    <w:p>
+      <w:r>
+        <w:t>依据：测试初始进展</w:t>
+      </w:r>
+    </w:p>
+    <w:p>
+      <w:pPr>
+        <w:pStyle w:val="Heading1"/>
+      </w:pPr>
+      <w:r>
+        <w:t>六、协办及统计明细</w:t>
       </w:r>
     </w:p>
     <w:p>
